--- a/exports/docx/_STYLE.docx
+++ b/exports/docx/_STYLE.docx
@@ -447,6 +447,48 @@
                 <w:sz w:val="17"/>
               </w:rPr>
               <w:t>Where the business stands: 11 out of 100, with the December target</w:t>
+            </w:r>
+          </w:p>
+        </w:tc>
+      </w:tr>
+      <w:tr>
+        <w:tc>
+          <w:tcPr>
+            <w:tcW w:type="dxa" w:w="4824"/>
+          </w:tcPr>
+          <w:p>
+            <w:r>
+              <w:rPr>
+                <w:b w:val="0"/>
+                <w:sz w:val="17"/>
+              </w:rPr>
+            </w:r>
+            <w:r>
+              <w:rPr>
+                <w:b w:val="0"/>
+                <w:sz w:val="17"/>
+              </w:rPr>
+              <w:t>pilot-ladder.svg</w:t>
+            </w:r>
+          </w:p>
+        </w:tc>
+        <w:tc>
+          <w:tcPr>
+            <w:tcW w:type="dxa" w:w="4824"/>
+          </w:tcPr>
+          <w:p>
+            <w:r>
+              <w:rPr>
+                <w:b w:val="0"/>
+                <w:sz w:val="17"/>
+              </w:rPr>
+            </w:r>
+            <w:r>
+              <w:rPr>
+                <w:b w:val="0"/>
+                <w:sz w:val="17"/>
+              </w:rPr>
+              <w:t>The three pilot stages, prices for each, and which are blocked today</w:t>
             </w:r>
           </w:p>
         </w:tc>
